--- a/downloads/handouts/Unit 01/Handout 01.08 - Lab Reflection.docx
+++ b/downloads/handouts/Unit 01/Handout 01.08 - Lab Reflection.docx
@@ -68,8 +68,11 @@
       </w:r>
     </w:p>
     <w:p>
-      <w:r>
-        <w:br w:type="page"/>
+      <w:pPr>
+        <w:pStyle w:val="FirstParagraph"/>
+      </w:pPr>
+      <w:r>
+        <w:t xml:space="preserve">______________________________________________________________</w:t>
       </w:r>
     </w:p>
     <w:p>
@@ -85,8 +88,11 @@
       </w:r>
     </w:p>
     <w:p>
-      <w:r>
-        <w:br w:type="page"/>
+      <w:pPr>
+        <w:pStyle w:val="FirstParagraph"/>
+      </w:pPr>
+      <w:r>
+        <w:t xml:space="preserve">______________________________________________________________</w:t>
       </w:r>
     </w:p>
     <w:p>
@@ -150,13 +156,17 @@
       </w:r>
     </w:p>
     <w:p>
-      <w:r>
-        <w:br w:type="page"/>
-      </w:r>
-    </w:p>
-    <w:p>
-      <w:r>
-        <w:br w:type="page"/>
+      <w:pPr>
+        <w:pStyle w:val="BodyText"/>
+      </w:pPr>
+      <w:r>
+        <w:t xml:space="preserve">______________________________________________________________</w:t>
+      </w:r>
+      <w:r>
+        <w:t xml:space="preserve"> </w:t>
+      </w:r>
+      <w:r>
+        <w:t xml:space="preserve">______________________________________________________________</w:t>
       </w:r>
     </w:p>
     <w:p>
@@ -172,8 +182,11 @@
       </w:r>
     </w:p>
     <w:p>
-      <w:r>
-        <w:br w:type="page"/>
+      <w:pPr>
+        <w:pStyle w:val="FirstParagraph"/>
+      </w:pPr>
+      <w:r>
+        <w:t xml:space="preserve">______________________________________________________________</w:t>
       </w:r>
     </w:p>
     <w:p>
@@ -189,13 +202,17 @@
       </w:r>
     </w:p>
     <w:p>
-      <w:r>
-        <w:br w:type="page"/>
-      </w:r>
-    </w:p>
-    <w:p>
-      <w:r>
-        <w:br w:type="page"/>
+      <w:pPr>
+        <w:pStyle w:val="FirstParagraph"/>
+      </w:pPr>
+      <w:r>
+        <w:t xml:space="preserve">______________________________________________________________</w:t>
+      </w:r>
+      <w:r>
+        <w:t xml:space="preserve"> </w:t>
+      </w:r>
+      <w:r>
+        <w:t xml:space="preserve">______________________________________________________________</w:t>
       </w:r>
     </w:p>
     <w:p>
@@ -229,13 +246,17 @@
       </w:r>
     </w:p>
     <w:p>
-      <w:r>
-        <w:br w:type="page"/>
-      </w:r>
-    </w:p>
-    <w:p>
-      <w:r>
-        <w:br w:type="page"/>
+      <w:pPr>
+        <w:pStyle w:val="BodyText"/>
+      </w:pPr>
+      <w:r>
+        <w:t xml:space="preserve">______________________________________________________________</w:t>
+      </w:r>
+      <w:r>
+        <w:t xml:space="preserve"> </w:t>
+      </w:r>
+      <w:r>
+        <w:t xml:space="preserve">______________________________________________________________</w:t>
       </w:r>
     </w:p>
     <w:p>
@@ -284,13 +305,17 @@
       </w:r>
     </w:p>
     <w:p>
-      <w:r>
-        <w:br w:type="page"/>
-      </w:r>
-    </w:p>
-    <w:p>
-      <w:r>
-        <w:br w:type="page"/>
+      <w:pPr>
+        <w:pStyle w:val="FirstParagraph"/>
+      </w:pPr>
+      <w:r>
+        <w:t xml:space="preserve">______________________________________________________________</w:t>
+      </w:r>
+      <w:r>
+        <w:t xml:space="preserve"> </w:t>
+      </w:r>
+      <w:r>
+        <w:t xml:space="preserve">______________________________________________________________</w:t>
       </w:r>
     </w:p>
     <w:p>
@@ -316,8 +341,11 @@
       </w:r>
     </w:p>
     <w:p>
-      <w:r>
-        <w:br w:type="page"/>
+      <w:pPr>
+        <w:pStyle w:val="FirstParagraph"/>
+      </w:pPr>
+      <w:r>
+        <w:t xml:space="preserve">______________________________________________________________</w:t>
       </w:r>
     </w:p>
     <w:p>
@@ -333,13 +361,17 @@
       </w:r>
     </w:p>
     <w:p>
-      <w:r>
-        <w:br w:type="page"/>
-      </w:r>
-    </w:p>
-    <w:p>
-      <w:r>
-        <w:br w:type="page"/>
+      <w:pPr>
+        <w:pStyle w:val="FirstParagraph"/>
+      </w:pPr>
+      <w:r>
+        <w:t xml:space="preserve">______________________________________________________________</w:t>
+      </w:r>
+      <w:r>
+        <w:t xml:space="preserve"> </w:t>
+      </w:r>
+      <w:r>
+        <w:t xml:space="preserve">______________________________________________________________</w:t>
       </w:r>
     </w:p>
     <w:sectPr>

--- a/downloads/handouts/Unit 01/Handout 01.08 - Lab Reflection.docx
+++ b/downloads/handouts/Unit 01/Handout 01.08 - Lab Reflection.docx
@@ -42,7 +42,7 @@
         <w:t xml:space="preserve"> </w:t>
       </w:r>
       <w:r>
-        <w:t xml:space="preserve">Answer in full sentences. This is the third row of your lab grade, so be specific: name a step, a minute, or a role. Sentence starters are there if you want them.</w:t>
+        <w:t xml:space="preserve">Answer in full sentences. This sheet is the third row of your lab grade, so be specific. Name a step, a minute, or a role. Use the sentence starters if you want them.</w:t>
       </w:r>
     </w:p>
     <w:p>
@@ -58,33 +58,13 @@
     <w:p>
       <w:pPr>
         <w:numPr>
-          <w:ilvl w:val="0"/>
-          <w:numId w:val="1001"/>
-        </w:numPr>
-        <w:pStyle w:val="Compact"/>
-      </w:pPr>
-      <w:r>
-        <w:t xml:space="preserve">What was your first job in the prep phase, and what tool did you use for it?</w:t>
-      </w:r>
-    </w:p>
-    <w:p>
-      <w:pPr>
-        <w:pStyle w:val="FirstParagraph"/>
-      </w:pPr>
-      <w:r>
-        <w:t xml:space="preserve">______________________________________________________________</w:t>
-      </w:r>
-    </w:p>
-    <w:p>
-      <w:pPr>
-        <w:numPr>
-          <w:ilvl w:val="0"/>
+          <w:ilvl w:val="1"/>
           <w:numId w:val="1002"/>
         </w:numPr>
         <w:pStyle w:val="Compact"/>
       </w:pPr>
       <w:r>
-        <w:t xml:space="preserve">What was the safety rule for your role? Did you follow it every time? (Yes or no, and one example.)</w:t>
+        <w:t xml:space="preserve">What was your first job in the prep phase? (b) What tool did you use for it?</w:t>
       </w:r>
     </w:p>
     <w:p>
@@ -92,59 +72,19 @@
         <w:pStyle w:val="FirstParagraph"/>
       </w:pPr>
       <w:r>
-        <w:t xml:space="preserve">______________________________________________________________</w:t>
+        <w:t xml:space="preserve">Answer: ______________________________________________________________</w:t>
       </w:r>
     </w:p>
     <w:p>
       <w:pPr>
         <w:numPr>
-          <w:ilvl w:val="0"/>
-          <w:numId w:val="1003"/>
-        </w:numPr>
-        <w:pStyle w:val="Compact"/>
-      </w:pPr>
-      <w:r>
-        <w:t xml:space="preserve">What minute did your station start eating? (The flowchart said 28.) ______</w:t>
-      </w:r>
-    </w:p>
-    <w:p>
-      <w:pPr>
-        <w:pStyle w:val="Heading2"/>
-      </w:pPr>
-      <w:bookmarkStart w:id="22" w:name="part-b-check-it-against-the-card-analyze"/>
-      <w:r>
-        <w:t xml:space="preserve">Part B: Check it against the card (analyze)</w:t>
-      </w:r>
-      <w:bookmarkEnd w:id="22"/>
-    </w:p>
-    <w:p>
-      <w:pPr>
-        <w:numPr>
-          <w:ilvl w:val="0"/>
+          <w:ilvl w:val="1"/>
           <w:numId w:val="1004"/>
         </w:numPr>
         <w:pStyle w:val="Compact"/>
       </w:pPr>
       <w:r>
-        <w:t xml:space="preserve">Look at the</w:t>
-      </w:r>
-      <w:r>
-        <w:t xml:space="preserve"> </w:t>
-      </w:r>
-      <w:r>
-        <w:t xml:space="preserve">“</w:t>
-      </w:r>
-      <w:r>
-        <w:t xml:space="preserve">what does done look like</w:t>
-      </w:r>
-      <w:r>
-        <w:t xml:space="preserve">”</w:t>
-      </w:r>
-      <w:r>
-        <w:t xml:space="preserve"> </w:t>
-      </w:r>
-      <w:r>
-        <w:t xml:space="preserve">list on the station card. Which line was hardest for your station to get to, and why?</w:t>
+        <w:t xml:space="preserve">What was the safety rule for your role? (b) Did you follow it every time? Write yes or no, and give one example.</w:t>
       </w:r>
     </w:p>
     <w:p>
@@ -152,21 +92,7 @@
         <w:pStyle w:val="FirstParagraph"/>
       </w:pPr>
       <w:r>
-        <w:t xml:space="preserve">Sentence starter: "The hardest line was ___ because at minute ___ we ___."</w:t>
-      </w:r>
-    </w:p>
-    <w:p>
-      <w:pPr>
-        <w:pStyle w:val="BodyText"/>
-      </w:pPr>
-      <w:r>
-        <w:t xml:space="preserve">______________________________________________________________</w:t>
-      </w:r>
-      <w:r>
-        <w:t xml:space="preserve"> </w:t>
-      </w:r>
-      <w:r>
-        <w:t xml:space="preserve">______________________________________________________________</w:t>
+        <w:t xml:space="preserve">Answer: ______________________________________________________________</w:t>
       </w:r>
     </w:p>
     <w:p>
@@ -178,16 +104,18 @@
         <w:pStyle w:val="Compact"/>
       </w:pPr>
       <w:r>
-        <w:t xml:space="preserve">Name one measurement your station made. Was it done with the right tool and technique? How do you know?</w:t>
-      </w:r>
-    </w:p>
-    <w:p>
-      <w:pPr>
-        <w:pStyle w:val="FirstParagraph"/>
-      </w:pPr>
-      <w:r>
-        <w:t xml:space="preserve">______________________________________________________________</w:t>
-      </w:r>
+        <w:t xml:space="preserve">What minute did your station start eating? (The flowchart said 28.) ______</w:t>
+      </w:r>
+    </w:p>
+    <w:p>
+      <w:pPr>
+        <w:pStyle w:val="Heading2"/>
+      </w:pPr>
+      <w:bookmarkStart w:id="22" w:name="part-b-check-it-against-the-card-analyze"/>
+      <w:r>
+        <w:t xml:space="preserve">Part B: Check it against the card (analyze)</w:t>
+      </w:r>
+      <w:bookmarkEnd w:id="22"/>
     </w:p>
     <w:p>
       <w:pPr>
@@ -198,7 +126,25 @@
         <w:pStyle w:val="Compact"/>
       </w:pPr>
       <w:r>
-        <w:t xml:space="preserve">Which step on the flowchart cost your station the most time or the most quality? What role was doing it, and what was happening around them?</w:t>
+        <w:t xml:space="preserve">Look at the</w:t>
+      </w:r>
+      <w:r>
+        <w:t xml:space="preserve"> </w:t>
+      </w:r>
+      <w:r>
+        <w:t xml:space="preserve">“</w:t>
+      </w:r>
+      <w:r>
+        <w:t xml:space="preserve">what does done look like</w:t>
+      </w:r>
+      <w:r>
+        <w:t xml:space="preserve">”</w:t>
+      </w:r>
+      <w:r>
+        <w:t xml:space="preserve"> </w:t>
+      </w:r>
+      <w:r>
+        <w:t xml:space="preserve">list on the station card. (a) Which line was hardest for your station to get to? (b) Why?</w:t>
       </w:r>
     </w:p>
     <w:p>
@@ -206,24 +152,24 @@
         <w:pStyle w:val="FirstParagraph"/>
       </w:pPr>
       <w:r>
-        <w:t xml:space="preserve">______________________________________________________________</w:t>
-      </w:r>
-      <w:r>
-        <w:t xml:space="preserve"> </w:t>
-      </w:r>
-      <w:r>
-        <w:t xml:space="preserve">______________________________________________________________</w:t>
-      </w:r>
-    </w:p>
-    <w:p>
-      <w:pPr>
-        <w:pStyle w:val="Heading2"/>
-      </w:pPr>
-      <w:bookmarkStart w:id="23" w:name="X6286fc1aa9d1dc931fcabe2424055b84ce350d5"/>
-      <w:r>
-        <w:t xml:space="preserve">Part C: Fix it for Lab 2 (evaluate and recommend)</w:t>
-      </w:r>
-      <w:bookmarkEnd w:id="23"/>
+        <w:t xml:space="preserve">Sentence starter: "The hardest line was ___ because at minute ___ we ___."</w:t>
+      </w:r>
+    </w:p>
+    <w:p>
+      <w:pPr>
+        <w:pStyle w:val="BodyText"/>
+      </w:pPr>
+      <w:r>
+        <w:t xml:space="preserve">Answer: ______________________________________________________________</w:t>
+      </w:r>
+    </w:p>
+    <w:p>
+      <w:pPr>
+        <w:pStyle w:val="BodyText"/>
+      </w:pPr>
+      <w:r>
+        <w:t xml:space="preserve">More: ______________________________________________________________</w:t>
+      </w:r>
     </w:p>
     <w:p>
       <w:pPr>
@@ -234,7 +180,7 @@
         <w:pStyle w:val="Compact"/>
       </w:pPr>
       <w:r>
-        <w:t xml:space="preserve">Recommend one change for Lab 2. Make it specific: a role, a minute, and what they do differently.</w:t>
+        <w:t xml:space="preserve">Name one measurement your station made. (a) Was it done with the right tool and technique? (b) How do you know?</w:t>
       </w:r>
     </w:p>
     <w:p>
@@ -242,102 +188,19 @@
         <w:pStyle w:val="FirstParagraph"/>
       </w:pPr>
       <w:r>
-        <w:t xml:space="preserve">Sentence starter: "In Lab 2, the ___ should ___ by minute ___ so that ___."</w:t>
-      </w:r>
-    </w:p>
-    <w:p>
-      <w:pPr>
-        <w:pStyle w:val="BodyText"/>
-      </w:pPr>
-      <w:r>
-        <w:t xml:space="preserve">______________________________________________________________</w:t>
-      </w:r>
-      <w:r>
-        <w:t xml:space="preserve"> </w:t>
-      </w:r>
-      <w:r>
-        <w:t xml:space="preserve">______________________________________________________________</w:t>
+        <w:t xml:space="preserve">Answer: ______________________________________________________________</w:t>
       </w:r>
     </w:p>
     <w:p>
       <w:pPr>
         <w:numPr>
-          <w:ilvl w:val="0"/>
-          <w:numId w:val="1008"/>
-        </w:numPr>
-        <w:pStyle w:val="Compact"/>
-      </w:pPr>
-      <w:r>
-        <w:t xml:space="preserve">How did your team talk to each other during the cook phase? Give one example of a message that worked (words, a signal, or a call like</w:t>
-      </w:r>
-      <w:r>
-        <w:t xml:space="preserve"> </w:t>
-      </w:r>
-      <w:r>
-        <w:t xml:space="preserve">“</w:t>
-      </w:r>
-      <w:r>
-        <w:t xml:space="preserve">hot</w:t>
-      </w:r>
-      <w:r>
-        <w:t xml:space="preserve">”</w:t>
-      </w:r>
-      <w:r>
-        <w:t xml:space="preserve"> </w:t>
-      </w:r>
-      <w:r>
-        <w:t xml:space="preserve">or</w:t>
-      </w:r>
-      <w:r>
-        <w:t xml:space="preserve"> </w:t>
-      </w:r>
-      <w:r>
-        <w:t xml:space="preserve">“</w:t>
-      </w:r>
-      <w:r>
-        <w:t xml:space="preserve">behind you</w:t>
-      </w:r>
-      <w:r>
-        <w:t xml:space="preserve">”</w:t>
-      </w:r>
-      <w:r>
-        <w:t xml:space="preserve">) and one that did not get through.</w:t>
-      </w:r>
-    </w:p>
-    <w:p>
-      <w:pPr>
-        <w:pStyle w:val="FirstParagraph"/>
-      </w:pPr>
-      <w:r>
-        <w:t xml:space="preserve">______________________________________________________________</w:t>
-      </w:r>
-      <w:r>
-        <w:t xml:space="preserve"> </w:t>
-      </w:r>
-      <w:r>
-        <w:t xml:space="preserve">______________________________________________________________</w:t>
-      </w:r>
-    </w:p>
-    <w:p>
-      <w:pPr>
-        <w:pStyle w:val="Heading2"/>
-      </w:pPr>
-      <w:bookmarkStart w:id="24" w:name="part-d-bring-it-home-connect"/>
-      <w:r>
-        <w:t xml:space="preserve">Part D: Bring it home (connect)</w:t>
-      </w:r>
-      <w:bookmarkEnd w:id="24"/>
-    </w:p>
-    <w:p>
-      <w:pPr>
-        <w:numPr>
-          <w:ilvl w:val="0"/>
+          <w:ilvl w:val="1"/>
           <w:numId w:val="1009"/>
         </w:numPr>
         <w:pStyle w:val="Compact"/>
       </w:pPr>
       <w:r>
-        <w:t xml:space="preserve">Mug Cake: the recipe used about 4 eggs, 3/4 cup of milk, and pantry items for four cakes. Tacos: a dozen eggs was about $3.49 and the station used 8. What did the eggs cost per person at your station? Show the math.</w:t>
+        <w:t xml:space="preserve">Which step on the flowchart cost your station the most time or the most quality? (b) What role was doing it? (c) What was happening around them?</w:t>
       </w:r>
     </w:p>
     <w:p>
@@ -345,8 +208,26 @@
         <w:pStyle w:val="FirstParagraph"/>
       </w:pPr>
       <w:r>
-        <w:t xml:space="preserve">______________________________________________________________</w:t>
-      </w:r>
+        <w:t xml:space="preserve">Answer: ______________________________________________________________</w:t>
+      </w:r>
+    </w:p>
+    <w:p>
+      <w:pPr>
+        <w:pStyle w:val="BodyText"/>
+      </w:pPr>
+      <w:r>
+        <w:t xml:space="preserve">More: ______________________________________________________________</w:t>
+      </w:r>
+    </w:p>
+    <w:p>
+      <w:pPr>
+        <w:pStyle w:val="Heading2"/>
+      </w:pPr>
+      <w:bookmarkStart w:id="23" w:name="X6286fc1aa9d1dc931fcabe2424055b84ce350d5"/>
+      <w:r>
+        <w:t xml:space="preserve">Part C: Fix it for Lab 2 (evaluate and recommend)</w:t>
+      </w:r>
+      <w:bookmarkEnd w:id="23"/>
     </w:p>
     <w:p>
       <w:pPr>
@@ -357,7 +238,7 @@
         <w:pStyle w:val="Compact"/>
       </w:pPr>
       <w:r>
-        <w:t xml:space="preserve">Could you make this at home this week? What one thing would you change (an ingredient, a tool, or a step), and why?</w:t>
+        <w:t xml:space="preserve">Recommend one change for Lab 2. Make it specific: a role, a minute, and what they do differently.</w:t>
       </w:r>
     </w:p>
     <w:p>
@@ -365,13 +246,142 @@
         <w:pStyle w:val="FirstParagraph"/>
       </w:pPr>
       <w:r>
-        <w:t xml:space="preserve">______________________________________________________________</w:t>
+        <w:t xml:space="preserve">Sentence starter: "In Lab 2, the ___ should ___ by minute ___ so that ___."</w:t>
+      </w:r>
+    </w:p>
+    <w:p>
+      <w:pPr>
+        <w:pStyle w:val="BodyText"/>
+      </w:pPr>
+      <w:r>
+        <w:t xml:space="preserve">Answer: ______________________________________________________________</w:t>
+      </w:r>
+    </w:p>
+    <w:p>
+      <w:pPr>
+        <w:pStyle w:val="BodyText"/>
+      </w:pPr>
+      <w:r>
+        <w:t xml:space="preserve">More: ______________________________________________________________</w:t>
+      </w:r>
+    </w:p>
+    <w:p>
+      <w:pPr>
+        <w:numPr>
+          <w:ilvl w:val="0"/>
+          <w:numId w:val="1011"/>
+        </w:numPr>
+        <w:pStyle w:val="Compact"/>
+      </w:pPr>
+      <w:r>
+        <w:t xml:space="preserve">How did your team talk to each other during the cook phase? (a) Give one example of a message that worked (words, a signal, or a call like</w:t>
       </w:r>
       <w:r>
         <w:t xml:space="preserve"> </w:t>
       </w:r>
       <w:r>
-        <w:t xml:space="preserve">______________________________________________________________</w:t>
+        <w:t xml:space="preserve">“</w:t>
+      </w:r>
+      <w:r>
+        <w:t xml:space="preserve">hot</w:t>
+      </w:r>
+      <w:r>
+        <w:t xml:space="preserve">”</w:t>
+      </w:r>
+      <w:r>
+        <w:t xml:space="preserve"> </w:t>
+      </w:r>
+      <w:r>
+        <w:t xml:space="preserve">or</w:t>
+      </w:r>
+      <w:r>
+        <w:t xml:space="preserve"> </w:t>
+      </w:r>
+      <w:r>
+        <w:t xml:space="preserve">“</w:t>
+      </w:r>
+      <w:r>
+        <w:t xml:space="preserve">behind you</w:t>
+      </w:r>
+      <w:r>
+        <w:t xml:space="preserve">”</w:t>
+      </w:r>
+      <w:r>
+        <w:t xml:space="preserve">). (b) Give one that did not get through.</w:t>
+      </w:r>
+    </w:p>
+    <w:p>
+      <w:pPr>
+        <w:pStyle w:val="FirstParagraph"/>
+      </w:pPr>
+      <w:r>
+        <w:t xml:space="preserve">Worked: ______________________________________________________________</w:t>
+      </w:r>
+    </w:p>
+    <w:p>
+      <w:pPr>
+        <w:pStyle w:val="BodyText"/>
+      </w:pPr>
+      <w:r>
+        <w:t xml:space="preserve">Did not get through: ______________________________________________________________</w:t>
+      </w:r>
+    </w:p>
+    <w:p>
+      <w:pPr>
+        <w:pStyle w:val="Heading2"/>
+      </w:pPr>
+      <w:bookmarkStart w:id="24" w:name="part-d-bring-it-home-connect"/>
+      <w:r>
+        <w:t xml:space="preserve">Part D: Bring it home (connect)</w:t>
+      </w:r>
+      <w:bookmarkEnd w:id="24"/>
+    </w:p>
+    <w:p>
+      <w:pPr>
+        <w:numPr>
+          <w:ilvl w:val="0"/>
+          <w:numId w:val="1012"/>
+        </w:numPr>
+        <w:pStyle w:val="Compact"/>
+      </w:pPr>
+      <w:r>
+        <w:t xml:space="preserve">A dozen eggs was about $3.49. A Mug Cake station used 4 eggs. A Tacos station used 8 eggs. What did the eggs cost per person at your station of 7? Show the math.</w:t>
+      </w:r>
+    </w:p>
+    <w:p>
+      <w:pPr>
+        <w:pStyle w:val="FirstParagraph"/>
+      </w:pPr>
+      <w:r>
+        <w:t xml:space="preserve">Math: ______________________________________________________________</w:t>
+      </w:r>
+    </w:p>
+    <w:p>
+      <w:pPr>
+        <w:numPr>
+          <w:ilvl w:val="1"/>
+          <w:numId w:val="1014"/>
+        </w:numPr>
+        <w:pStyle w:val="Compact"/>
+      </w:pPr>
+      <w:r>
+        <w:t xml:space="preserve">Could you make this at home this week? (b) What one thing would you change (an ingredient, a tool, or a step)? (c) Why?</w:t>
+      </w:r>
+    </w:p>
+    <w:p>
+      <w:pPr>
+        <w:pStyle w:val="FirstParagraph"/>
+      </w:pPr>
+      <w:r>
+        <w:t xml:space="preserve">Answer: ______________________________________________________________</w:t>
+      </w:r>
+    </w:p>
+    <w:p>
+      <w:pPr>
+        <w:pStyle w:val="BodyText"/>
+      </w:pPr>
+      <w:r>
+        <w:t xml:space="preserve">More: ______________________________________________________________</w:t>
       </w:r>
     </w:p>
     <w:sectPr>
@@ -668,13 +678,13 @@
       </w:pPr>
     </w:lvl>
   </w:abstractNum>
-  <w:abstractNum w:abstractNumId="99412">
+  <w:abstractNum w:abstractNumId="99731">
     <w:nsid w:val="71315dca"/>
     <w:multiLevelType w:val="multilevel"/>
     <w:lvl w:ilvl="0">
-      <w:start w:val="2"/>
-      <w:numFmt w:val="decimal"/>
-      <w:lvlText w:val="%1."/>
+      <w:start w:val="1"/>
+      <w:numFmt w:val="lowerLetter"/>
+      <w:lvlText w:val="(%1)"/>
       <w:lvlJc w:val="left"/>
       <w:pPr>
         <w:tabs>
@@ -684,9 +694,9 @@
       </w:pPr>
     </w:lvl>
     <w:lvl w:ilvl="1">
-      <w:start w:val="2"/>
-      <w:numFmt w:val="decimal"/>
-      <w:lvlText w:val="%2."/>
+      <w:start w:val="1"/>
+      <w:numFmt w:val="lowerLetter"/>
+      <w:lvlText w:val="(%2)"/>
       <w:lvlJc w:val="left"/>
       <w:pPr>
         <w:tabs>
@@ -696,9 +706,9 @@
       </w:pPr>
     </w:lvl>
     <w:lvl w:ilvl="2">
-      <w:start w:val="2"/>
-      <w:numFmt w:val="decimal"/>
-      <w:lvlText w:val="%3."/>
+      <w:start w:val="1"/>
+      <w:numFmt w:val="lowerLetter"/>
+      <w:lvlText w:val="(%3)"/>
       <w:lvlJc w:val="left"/>
       <w:pPr>
         <w:tabs>
@@ -708,9 +718,9 @@
       </w:pPr>
     </w:lvl>
     <w:lvl w:ilvl="3">
-      <w:start w:val="2"/>
-      <w:numFmt w:val="decimal"/>
-      <w:lvlText w:val="%4."/>
+      <w:start w:val="1"/>
+      <w:numFmt w:val="lowerLetter"/>
+      <w:lvlText w:val="(%4)"/>
       <w:lvlJc w:val="left"/>
       <w:pPr>
         <w:tabs>
@@ -720,9 +730,9 @@
       </w:pPr>
     </w:lvl>
     <w:lvl w:ilvl="4">
-      <w:start w:val="2"/>
-      <w:numFmt w:val="decimal"/>
-      <w:lvlText w:val="%5."/>
+      <w:start w:val="1"/>
+      <w:numFmt w:val="lowerLetter"/>
+      <w:lvlText w:val="(%5)"/>
       <w:lvlJc w:val="left"/>
       <w:pPr>
         <w:tabs>
@@ -732,9 +742,9 @@
       </w:pPr>
     </w:lvl>
     <w:lvl w:ilvl="5">
-      <w:start w:val="2"/>
-      <w:numFmt w:val="decimal"/>
-      <w:lvlText w:val="%6."/>
+      <w:start w:val="1"/>
+      <w:numFmt w:val="lowerLetter"/>
+      <w:lvlText w:val="(%6)"/>
       <w:lvlJc w:val="left"/>
       <w:pPr>
         <w:tabs>
@@ -744,9 +754,9 @@
       </w:pPr>
     </w:lvl>
     <w:lvl w:ilvl="6">
-      <w:start w:val="2"/>
-      <w:numFmt w:val="decimal"/>
-      <w:lvlText w:val="%7."/>
+      <w:start w:val="1"/>
+      <w:numFmt w:val="lowerLetter"/>
+      <w:lvlText w:val="(%7)"/>
       <w:lvlJc w:val="left"/>
       <w:pPr>
         <w:tabs>
@@ -756,9 +766,9 @@
       </w:pPr>
     </w:lvl>
     <w:lvl w:ilvl="7">
-      <w:start w:val="2"/>
-      <w:numFmt w:val="decimal"/>
-      <w:lvlText w:val="%8."/>
+      <w:start w:val="1"/>
+      <w:numFmt w:val="lowerLetter"/>
+      <w:lvlText w:val="(%8)"/>
       <w:lvlJc w:val="left"/>
       <w:pPr>
         <w:tabs>
@@ -768,9 +778,9 @@
       </w:pPr>
     </w:lvl>
     <w:lvl w:ilvl="8">
-      <w:start w:val="2"/>
-      <w:numFmt w:val="decimal"/>
-      <w:lvlText w:val="%9."/>
+      <w:start w:val="1"/>
+      <w:numFmt w:val="lowerLetter"/>
+      <w:lvlText w:val="(%9)"/>
       <w:lvlJc w:val="left"/>
       <w:pPr>
         <w:tabs>
@@ -780,11 +790,11 @@
       </w:pPr>
     </w:lvl>
   </w:abstractNum>
-  <w:abstractNum w:abstractNumId="99413">
+  <w:abstractNum w:abstractNumId="99412">
     <w:nsid w:val="47261bad"/>
     <w:multiLevelType w:val="multilevel"/>
     <w:lvl w:ilvl="0">
-      <w:start w:val="3"/>
+      <w:start w:val="2"/>
       <w:numFmt w:val="decimal"/>
       <w:lvlText w:val="%1."/>
       <w:lvlJc w:val="left"/>
@@ -796,7 +806,7 @@
       </w:pPr>
     </w:lvl>
     <w:lvl w:ilvl="1">
-      <w:start w:val="3"/>
+      <w:start w:val="2"/>
       <w:numFmt w:val="decimal"/>
       <w:lvlText w:val="%2."/>
       <w:lvlJc w:val="left"/>
@@ -808,7 +818,7 @@
       </w:pPr>
     </w:lvl>
     <w:lvl w:ilvl="2">
-      <w:start w:val="3"/>
+      <w:start w:val="2"/>
       <w:numFmt w:val="decimal"/>
       <w:lvlText w:val="%3."/>
       <w:lvlJc w:val="left"/>
@@ -820,7 +830,7 @@
       </w:pPr>
     </w:lvl>
     <w:lvl w:ilvl="3">
-      <w:start w:val="3"/>
+      <w:start w:val="2"/>
       <w:numFmt w:val="decimal"/>
       <w:lvlText w:val="%4."/>
       <w:lvlJc w:val="left"/>
@@ -832,7 +842,7 @@
       </w:pPr>
     </w:lvl>
     <w:lvl w:ilvl="4">
-      <w:start w:val="3"/>
+      <w:start w:val="2"/>
       <w:numFmt w:val="decimal"/>
       <w:lvlText w:val="%5."/>
       <w:lvlJc w:val="left"/>
@@ -844,7 +854,7 @@
       </w:pPr>
     </w:lvl>
     <w:lvl w:ilvl="5">
-      <w:start w:val="3"/>
+      <w:start w:val="2"/>
       <w:numFmt w:val="decimal"/>
       <w:lvlText w:val="%6."/>
       <w:lvlJc w:val="left"/>
@@ -856,7 +866,7 @@
       </w:pPr>
     </w:lvl>
     <w:lvl w:ilvl="6">
-      <w:start w:val="3"/>
+      <w:start w:val="2"/>
       <w:numFmt w:val="decimal"/>
       <w:lvlText w:val="%7."/>
       <w:lvlJc w:val="left"/>
@@ -868,7 +878,7 @@
       </w:pPr>
     </w:lvl>
     <w:lvl w:ilvl="7">
-      <w:start w:val="3"/>
+      <w:start w:val="2"/>
       <w:numFmt w:val="decimal"/>
       <w:lvlText w:val="%8."/>
       <w:lvlJc w:val="left"/>
@@ -880,7 +890,7 @@
       </w:pPr>
     </w:lvl>
     <w:lvl w:ilvl="8">
-      <w:start w:val="3"/>
+      <w:start w:val="2"/>
       <w:numFmt w:val="decimal"/>
       <w:lvlText w:val="%9."/>
       <w:lvlJc w:val="left"/>
@@ -892,11 +902,11 @@
       </w:pPr>
     </w:lvl>
   </w:abstractNum>
-  <w:abstractNum w:abstractNumId="99414">
+  <w:abstractNum w:abstractNumId="99413">
     <w:nsid w:val="b3cbbdee"/>
     <w:multiLevelType w:val="multilevel"/>
     <w:lvl w:ilvl="0">
-      <w:start w:val="4"/>
+      <w:start w:val="3"/>
       <w:numFmt w:val="decimal"/>
       <w:lvlText w:val="%1."/>
       <w:lvlJc w:val="left"/>
@@ -908,7 +918,7 @@
       </w:pPr>
     </w:lvl>
     <w:lvl w:ilvl="1">
-      <w:start w:val="4"/>
+      <w:start w:val="3"/>
       <w:numFmt w:val="decimal"/>
       <w:lvlText w:val="%2."/>
       <w:lvlJc w:val="left"/>
@@ -920,7 +930,7 @@
       </w:pPr>
     </w:lvl>
     <w:lvl w:ilvl="2">
-      <w:start w:val="4"/>
+      <w:start w:val="3"/>
       <w:numFmt w:val="decimal"/>
       <w:lvlText w:val="%3."/>
       <w:lvlJc w:val="left"/>
@@ -932,7 +942,7 @@
       </w:pPr>
     </w:lvl>
     <w:lvl w:ilvl="3">
-      <w:start w:val="4"/>
+      <w:start w:val="3"/>
       <w:numFmt w:val="decimal"/>
       <w:lvlText w:val="%4."/>
       <w:lvlJc w:val="left"/>
@@ -944,7 +954,7 @@
       </w:pPr>
     </w:lvl>
     <w:lvl w:ilvl="4">
-      <w:start w:val="4"/>
+      <w:start w:val="3"/>
       <w:numFmt w:val="decimal"/>
       <w:lvlText w:val="%5."/>
       <w:lvlJc w:val="left"/>
@@ -956,7 +966,7 @@
       </w:pPr>
     </w:lvl>
     <w:lvl w:ilvl="5">
-      <w:start w:val="4"/>
+      <w:start w:val="3"/>
       <w:numFmt w:val="decimal"/>
       <w:lvlText w:val="%6."/>
       <w:lvlJc w:val="left"/>
@@ -968,7 +978,7 @@
       </w:pPr>
     </w:lvl>
     <w:lvl w:ilvl="6">
-      <w:start w:val="4"/>
+      <w:start w:val="3"/>
       <w:numFmt w:val="decimal"/>
       <w:lvlText w:val="%7."/>
       <w:lvlJc w:val="left"/>
@@ -980,7 +990,7 @@
       </w:pPr>
     </w:lvl>
     <w:lvl w:ilvl="7">
-      <w:start w:val="4"/>
+      <w:start w:val="3"/>
       <w:numFmt w:val="decimal"/>
       <w:lvlText w:val="%8."/>
       <w:lvlJc w:val="left"/>
@@ -992,7 +1002,7 @@
       </w:pPr>
     </w:lvl>
     <w:lvl w:ilvl="8">
-      <w:start w:val="4"/>
+      <w:start w:val="3"/>
       <w:numFmt w:val="decimal"/>
       <w:lvlText w:val="%9."/>
       <w:lvlJc w:val="left"/>
@@ -1004,11 +1014,11 @@
       </w:pPr>
     </w:lvl>
   </w:abstractNum>
-  <w:abstractNum w:abstractNumId="99415">
+  <w:abstractNum w:abstractNumId="99414">
     <w:nsid w:val="4fbe019a"/>
     <w:multiLevelType w:val="multilevel"/>
     <w:lvl w:ilvl="0">
-      <w:start w:val="5"/>
+      <w:start w:val="4"/>
       <w:numFmt w:val="decimal"/>
       <w:lvlText w:val="%1."/>
       <w:lvlJc w:val="left"/>
@@ -1020,7 +1030,7 @@
       </w:pPr>
     </w:lvl>
     <w:lvl w:ilvl="1">
-      <w:start w:val="5"/>
+      <w:start w:val="4"/>
       <w:numFmt w:val="decimal"/>
       <w:lvlText w:val="%2."/>
       <w:lvlJc w:val="left"/>
@@ -1032,7 +1042,7 @@
       </w:pPr>
     </w:lvl>
     <w:lvl w:ilvl="2">
-      <w:start w:val="5"/>
+      <w:start w:val="4"/>
       <w:numFmt w:val="decimal"/>
       <w:lvlText w:val="%3."/>
       <w:lvlJc w:val="left"/>
@@ -1044,7 +1054,7 @@
       </w:pPr>
     </w:lvl>
     <w:lvl w:ilvl="3">
-      <w:start w:val="5"/>
+      <w:start w:val="4"/>
       <w:numFmt w:val="decimal"/>
       <w:lvlText w:val="%4."/>
       <w:lvlJc w:val="left"/>
@@ -1056,7 +1066,7 @@
       </w:pPr>
     </w:lvl>
     <w:lvl w:ilvl="4">
-      <w:start w:val="5"/>
+      <w:start w:val="4"/>
       <w:numFmt w:val="decimal"/>
       <w:lvlText w:val="%5."/>
       <w:lvlJc w:val="left"/>
@@ -1068,7 +1078,7 @@
       </w:pPr>
     </w:lvl>
     <w:lvl w:ilvl="5">
-      <w:start w:val="5"/>
+      <w:start w:val="4"/>
       <w:numFmt w:val="decimal"/>
       <w:lvlText w:val="%6."/>
       <w:lvlJc w:val="left"/>
@@ -1080,7 +1090,7 @@
       </w:pPr>
     </w:lvl>
     <w:lvl w:ilvl="6">
-      <w:start w:val="5"/>
+      <w:start w:val="4"/>
       <w:numFmt w:val="decimal"/>
       <w:lvlText w:val="%7."/>
       <w:lvlJc w:val="left"/>
@@ -1092,7 +1102,7 @@
       </w:pPr>
     </w:lvl>
     <w:lvl w:ilvl="7">
-      <w:start w:val="5"/>
+      <w:start w:val="4"/>
       <w:numFmt w:val="decimal"/>
       <w:lvlText w:val="%8."/>
       <w:lvlJc w:val="left"/>
@@ -1104,7 +1114,7 @@
       </w:pPr>
     </w:lvl>
     <w:lvl w:ilvl="8">
-      <w:start w:val="5"/>
+      <w:start w:val="4"/>
       <w:numFmt w:val="decimal"/>
       <w:lvlText w:val="%9."/>
       <w:lvlJc w:val="left"/>
@@ -1116,11 +1126,11 @@
       </w:pPr>
     </w:lvl>
   </w:abstractNum>
-  <w:abstractNum w:abstractNumId="99416">
+  <w:abstractNum w:abstractNumId="99415">
     <w:nsid w:val="91a27d85"/>
     <w:multiLevelType w:val="multilevel"/>
     <w:lvl w:ilvl="0">
-      <w:start w:val="6"/>
+      <w:start w:val="5"/>
       <w:numFmt w:val="decimal"/>
       <w:lvlText w:val="%1."/>
       <w:lvlJc w:val="left"/>
@@ -1132,7 +1142,7 @@
       </w:pPr>
     </w:lvl>
     <w:lvl w:ilvl="1">
-      <w:start w:val="6"/>
+      <w:start w:val="5"/>
       <w:numFmt w:val="decimal"/>
       <w:lvlText w:val="%2."/>
       <w:lvlJc w:val="left"/>
@@ -1144,7 +1154,7 @@
       </w:pPr>
     </w:lvl>
     <w:lvl w:ilvl="2">
-      <w:start w:val="6"/>
+      <w:start w:val="5"/>
       <w:numFmt w:val="decimal"/>
       <w:lvlText w:val="%3."/>
       <w:lvlJc w:val="left"/>
@@ -1156,7 +1166,7 @@
       </w:pPr>
     </w:lvl>
     <w:lvl w:ilvl="3">
-      <w:start w:val="6"/>
+      <w:start w:val="5"/>
       <w:numFmt w:val="decimal"/>
       <w:lvlText w:val="%4."/>
       <w:lvlJc w:val="left"/>
@@ -1168,7 +1178,7 @@
       </w:pPr>
     </w:lvl>
     <w:lvl w:ilvl="4">
-      <w:start w:val="6"/>
+      <w:start w:val="5"/>
       <w:numFmt w:val="decimal"/>
       <w:lvlText w:val="%5."/>
       <w:lvlJc w:val="left"/>
@@ -1180,7 +1190,7 @@
       </w:pPr>
     </w:lvl>
     <w:lvl w:ilvl="5">
-      <w:start w:val="6"/>
+      <w:start w:val="5"/>
       <w:numFmt w:val="decimal"/>
       <w:lvlText w:val="%6."/>
       <w:lvlJc w:val="left"/>
@@ -1192,7 +1202,7 @@
       </w:pPr>
     </w:lvl>
     <w:lvl w:ilvl="6">
-      <w:start w:val="6"/>
+      <w:start w:val="5"/>
       <w:numFmt w:val="decimal"/>
       <w:lvlText w:val="%7."/>
       <w:lvlJc w:val="left"/>
@@ -1204,7 +1214,7 @@
       </w:pPr>
     </w:lvl>
     <w:lvl w:ilvl="7">
-      <w:start w:val="6"/>
+      <w:start w:val="5"/>
       <w:numFmt w:val="decimal"/>
       <w:lvlText w:val="%8."/>
       <w:lvlJc w:val="left"/>
@@ -1216,7 +1226,7 @@
       </w:pPr>
     </w:lvl>
     <w:lvl w:ilvl="8">
-      <w:start w:val="6"/>
+      <w:start w:val="5"/>
       <w:numFmt w:val="decimal"/>
       <w:lvlText w:val="%9."/>
       <w:lvlJc w:val="left"/>
@@ -1228,11 +1238,11 @@
       </w:pPr>
     </w:lvl>
   </w:abstractNum>
-  <w:abstractNum w:abstractNumId="99417">
+  <w:abstractNum w:abstractNumId="99416">
     <w:nsid w:val="615f1ed2"/>
     <w:multiLevelType w:val="multilevel"/>
     <w:lvl w:ilvl="0">
-      <w:start w:val="7"/>
+      <w:start w:val="6"/>
       <w:numFmt w:val="decimal"/>
       <w:lvlText w:val="%1."/>
       <w:lvlJc w:val="left"/>
@@ -1244,7 +1254,7 @@
       </w:pPr>
     </w:lvl>
     <w:lvl w:ilvl="1">
-      <w:start w:val="7"/>
+      <w:start w:val="6"/>
       <w:numFmt w:val="decimal"/>
       <w:lvlText w:val="%2."/>
       <w:lvlJc w:val="left"/>
@@ -1256,7 +1266,7 @@
       </w:pPr>
     </w:lvl>
     <w:lvl w:ilvl="2">
-      <w:start w:val="7"/>
+      <w:start w:val="6"/>
       <w:numFmt w:val="decimal"/>
       <w:lvlText w:val="%3."/>
       <w:lvlJc w:val="left"/>
@@ -1268,7 +1278,7 @@
       </w:pPr>
     </w:lvl>
     <w:lvl w:ilvl="3">
-      <w:start w:val="7"/>
+      <w:start w:val="6"/>
       <w:numFmt w:val="decimal"/>
       <w:lvlText w:val="%4."/>
       <w:lvlJc w:val="left"/>
@@ -1280,7 +1290,7 @@
       </w:pPr>
     </w:lvl>
     <w:lvl w:ilvl="4">
-      <w:start w:val="7"/>
+      <w:start w:val="6"/>
       <w:numFmt w:val="decimal"/>
       <w:lvlText w:val="%5."/>
       <w:lvlJc w:val="left"/>
@@ -1292,7 +1302,7 @@
       </w:pPr>
     </w:lvl>
     <w:lvl w:ilvl="5">
-      <w:start w:val="7"/>
+      <w:start w:val="6"/>
       <w:numFmt w:val="decimal"/>
       <w:lvlText w:val="%6."/>
       <w:lvlJc w:val="left"/>
@@ -1304,7 +1314,7 @@
       </w:pPr>
     </w:lvl>
     <w:lvl w:ilvl="6">
-      <w:start w:val="7"/>
+      <w:start w:val="6"/>
       <w:numFmt w:val="decimal"/>
       <w:lvlText w:val="%7."/>
       <w:lvlJc w:val="left"/>
@@ -1316,7 +1326,7 @@
       </w:pPr>
     </w:lvl>
     <w:lvl w:ilvl="7">
-      <w:start w:val="7"/>
+      <w:start w:val="6"/>
       <w:numFmt w:val="decimal"/>
       <w:lvlText w:val="%8."/>
       <w:lvlJc w:val="left"/>
@@ -1328,7 +1338,7 @@
       </w:pPr>
     </w:lvl>
     <w:lvl w:ilvl="8">
-      <w:start w:val="7"/>
+      <w:start w:val="6"/>
       <w:numFmt w:val="decimal"/>
       <w:lvlText w:val="%9."/>
       <w:lvlJc w:val="left"/>
@@ -1340,11 +1350,11 @@
       </w:pPr>
     </w:lvl>
   </w:abstractNum>
-  <w:abstractNum w:abstractNumId="99418">
+  <w:abstractNum w:abstractNumId="99417">
     <w:nsid w:val="238d8174"/>
     <w:multiLevelType w:val="multilevel"/>
     <w:lvl w:ilvl="0">
-      <w:start w:val="8"/>
+      <w:start w:val="7"/>
       <w:numFmt w:val="decimal"/>
       <w:lvlText w:val="%1."/>
       <w:lvlJc w:val="left"/>
@@ -1356,7 +1366,7 @@
       </w:pPr>
     </w:lvl>
     <w:lvl w:ilvl="1">
-      <w:start w:val="8"/>
+      <w:start w:val="7"/>
       <w:numFmt w:val="decimal"/>
       <w:lvlText w:val="%2."/>
       <w:lvlJc w:val="left"/>
@@ -1368,7 +1378,7 @@
       </w:pPr>
     </w:lvl>
     <w:lvl w:ilvl="2">
-      <w:start w:val="8"/>
+      <w:start w:val="7"/>
       <w:numFmt w:val="decimal"/>
       <w:lvlText w:val="%3."/>
       <w:lvlJc w:val="left"/>
@@ -1380,7 +1390,7 @@
       </w:pPr>
     </w:lvl>
     <w:lvl w:ilvl="3">
-      <w:start w:val="8"/>
+      <w:start w:val="7"/>
       <w:numFmt w:val="decimal"/>
       <w:lvlText w:val="%4."/>
       <w:lvlJc w:val="left"/>
@@ -1392,7 +1402,7 @@
       </w:pPr>
     </w:lvl>
     <w:lvl w:ilvl="4">
-      <w:start w:val="8"/>
+      <w:start w:val="7"/>
       <w:numFmt w:val="decimal"/>
       <w:lvlText w:val="%5."/>
       <w:lvlJc w:val="left"/>
@@ -1404,7 +1414,7 @@
       </w:pPr>
     </w:lvl>
     <w:lvl w:ilvl="5">
-      <w:start w:val="8"/>
+      <w:start w:val="7"/>
       <w:numFmt w:val="decimal"/>
       <w:lvlText w:val="%6."/>
       <w:lvlJc w:val="left"/>
@@ -1416,7 +1426,7 @@
       </w:pPr>
     </w:lvl>
     <w:lvl w:ilvl="6">
-      <w:start w:val="8"/>
+      <w:start w:val="7"/>
       <w:numFmt w:val="decimal"/>
       <w:lvlText w:val="%7."/>
       <w:lvlJc w:val="left"/>
@@ -1428,7 +1438,7 @@
       </w:pPr>
     </w:lvl>
     <w:lvl w:ilvl="7">
-      <w:start w:val="8"/>
+      <w:start w:val="7"/>
       <w:numFmt w:val="decimal"/>
       <w:lvlText w:val="%8."/>
       <w:lvlJc w:val="left"/>
@@ -1440,7 +1450,7 @@
       </w:pPr>
     </w:lvl>
     <w:lvl w:ilvl="8">
-      <w:start w:val="8"/>
+      <w:start w:val="7"/>
       <w:numFmt w:val="decimal"/>
       <w:lvlText w:val="%9."/>
       <w:lvlJc w:val="left"/>
@@ -1452,10 +1462,122 @@
       </w:pPr>
     </w:lvl>
   </w:abstractNum>
-  <w:abstractNum w:abstractNumId="99419">
+  <w:abstractNum w:abstractNumId="99418">
     <w:nsid w:val="41f388d6"/>
     <w:multiLevelType w:val="multilevel"/>
     <w:lvl w:ilvl="0">
+      <w:start w:val="8"/>
+      <w:numFmt w:val="decimal"/>
+      <w:lvlText w:val="%1."/>
+      <w:lvlJc w:val="left"/>
+      <w:pPr>
+        <w:tabs>
+          <w:tab w:val="num" w:pos="0"/>
+        </w:tabs>
+        <w:ind w:left="480" w:hanging="480"/>
+      </w:pPr>
+    </w:lvl>
+    <w:lvl w:ilvl="1">
+      <w:start w:val="8"/>
+      <w:numFmt w:val="decimal"/>
+      <w:lvlText w:val="%2."/>
+      <w:lvlJc w:val="left"/>
+      <w:pPr>
+        <w:tabs>
+          <w:tab w:val="num" w:pos="720"/>
+        </w:tabs>
+        <w:ind w:left="1200" w:hanging="480"/>
+      </w:pPr>
+    </w:lvl>
+    <w:lvl w:ilvl="2">
+      <w:start w:val="8"/>
+      <w:numFmt w:val="decimal"/>
+      <w:lvlText w:val="%3."/>
+      <w:lvlJc w:val="left"/>
+      <w:pPr>
+        <w:tabs>
+          <w:tab w:val="num" w:pos="1440"/>
+        </w:tabs>
+        <w:ind w:left="1920" w:hanging="480"/>
+      </w:pPr>
+    </w:lvl>
+    <w:lvl w:ilvl="3">
+      <w:start w:val="8"/>
+      <w:numFmt w:val="decimal"/>
+      <w:lvlText w:val="%4."/>
+      <w:lvlJc w:val="left"/>
+      <w:pPr>
+        <w:tabs>
+          <w:tab w:val="num" w:pos="2160"/>
+        </w:tabs>
+        <w:ind w:left="2640" w:hanging="480"/>
+      </w:pPr>
+    </w:lvl>
+    <w:lvl w:ilvl="4">
+      <w:start w:val="8"/>
+      <w:numFmt w:val="decimal"/>
+      <w:lvlText w:val="%5."/>
+      <w:lvlJc w:val="left"/>
+      <w:pPr>
+        <w:tabs>
+          <w:tab w:val="num" w:pos="2880"/>
+        </w:tabs>
+        <w:ind w:left="3360" w:hanging="480"/>
+      </w:pPr>
+    </w:lvl>
+    <w:lvl w:ilvl="5">
+      <w:start w:val="8"/>
+      <w:numFmt w:val="decimal"/>
+      <w:lvlText w:val="%6."/>
+      <w:lvlJc w:val="left"/>
+      <w:pPr>
+        <w:tabs>
+          <w:tab w:val="num" w:pos="3600"/>
+        </w:tabs>
+        <w:ind w:left="4080" w:hanging="480"/>
+      </w:pPr>
+    </w:lvl>
+    <w:lvl w:ilvl="6">
+      <w:start w:val="8"/>
+      <w:numFmt w:val="decimal"/>
+      <w:lvlText w:val="%7."/>
+      <w:lvlJc w:val="left"/>
+      <w:pPr>
+        <w:tabs>
+          <w:tab w:val="num" w:pos="4320"/>
+        </w:tabs>
+        <w:ind w:left="4800" w:hanging="480"/>
+      </w:pPr>
+    </w:lvl>
+    <w:lvl w:ilvl="7">
+      <w:start w:val="8"/>
+      <w:numFmt w:val="decimal"/>
+      <w:lvlText w:val="%8."/>
+      <w:lvlJc w:val="left"/>
+      <w:pPr>
+        <w:tabs>
+          <w:tab w:val="num" w:pos="5040"/>
+        </w:tabs>
+        <w:ind w:left="5520" w:hanging="480"/>
+      </w:pPr>
+    </w:lvl>
+    <w:lvl w:ilvl="8">
+      <w:start w:val="8"/>
+      <w:numFmt w:val="decimal"/>
+      <w:lvlText w:val="%9."/>
+      <w:lvlJc w:val="left"/>
+      <w:pPr>
+        <w:tabs>
+          <w:tab w:val="num" w:pos="5760"/>
+        </w:tabs>
+        <w:ind w:left="6240" w:hanging="480"/>
+      </w:pPr>
+    </w:lvl>
+  </w:abstractNum>
+  <w:abstractNum w:abstractNumId="99419">
+    <w:nsid w:val="da4300bd"/>
+    <w:multiLevelType w:val="multilevel"/>
+    <w:lvl w:ilvl="0">
       <w:start w:val="9"/>
       <w:numFmt w:val="decimal"/>
       <w:lvlText w:val="%1."/>
@@ -1565,7 +1687,7 @@
     </w:lvl>
   </w:abstractNum>
   <w:abstractNum w:abstractNumId="994110">
-    <w:nsid w:val="da4300bd"/>
+    <w:nsid w:val="8c1c03f9"/>
     <w:multiLevelType w:val="multilevel"/>
     <w:lvl w:ilvl="0">
       <w:start w:val="10"/>
@@ -1710,6 +1832,36 @@
     </w:lvlOverride>
   </w:num>
   <w:num w:numId="1002">
+    <w:abstractNumId w:val="99731"/>
+    <w:lvlOverride w:ilvl="0">
+      <w:startOverride w:val="1"/>
+    </w:lvlOverride>
+    <w:lvlOverride w:ilvl="1">
+      <w:startOverride w:val="1"/>
+    </w:lvlOverride>
+    <w:lvlOverride w:ilvl="2">
+      <w:startOverride w:val="1"/>
+    </w:lvlOverride>
+    <w:lvlOverride w:ilvl="3">
+      <w:startOverride w:val="1"/>
+    </w:lvlOverride>
+    <w:lvlOverride w:ilvl="4">
+      <w:startOverride w:val="1"/>
+    </w:lvlOverride>
+    <w:lvlOverride w:ilvl="5">
+      <w:startOverride w:val="1"/>
+    </w:lvlOverride>
+    <w:lvlOverride w:ilvl="6">
+      <w:startOverride w:val="1"/>
+    </w:lvlOverride>
+    <w:lvlOverride w:ilvl="7">
+      <w:startOverride w:val="1"/>
+    </w:lvlOverride>
+    <w:lvlOverride w:ilvl="8">
+      <w:startOverride w:val="1"/>
+    </w:lvlOverride>
+  </w:num>
+  <w:num w:numId="1003">
     <w:abstractNumId w:val="99412"/>
     <w:lvlOverride w:ilvl="0">
       <w:startOverride w:val="2"/>
@@ -1739,7 +1891,37 @@
       <w:startOverride w:val="2"/>
     </w:lvlOverride>
   </w:num>
-  <w:num w:numId="1003">
+  <w:num w:numId="1004">
+    <w:abstractNumId w:val="99731"/>
+    <w:lvlOverride w:ilvl="0">
+      <w:startOverride w:val="1"/>
+    </w:lvlOverride>
+    <w:lvlOverride w:ilvl="1">
+      <w:startOverride w:val="1"/>
+    </w:lvlOverride>
+    <w:lvlOverride w:ilvl="2">
+      <w:startOverride w:val="1"/>
+    </w:lvlOverride>
+    <w:lvlOverride w:ilvl="3">
+      <w:startOverride w:val="1"/>
+    </w:lvlOverride>
+    <w:lvlOverride w:ilvl="4">
+      <w:startOverride w:val="1"/>
+    </w:lvlOverride>
+    <w:lvlOverride w:ilvl="5">
+      <w:startOverride w:val="1"/>
+    </w:lvlOverride>
+    <w:lvlOverride w:ilvl="6">
+      <w:startOverride w:val="1"/>
+    </w:lvlOverride>
+    <w:lvlOverride w:ilvl="7">
+      <w:startOverride w:val="1"/>
+    </w:lvlOverride>
+    <w:lvlOverride w:ilvl="8">
+      <w:startOverride w:val="1"/>
+    </w:lvlOverride>
+  </w:num>
+  <w:num w:numId="1005">
     <w:abstractNumId w:val="99413"/>
     <w:lvlOverride w:ilvl="0">
       <w:startOverride w:val="3"/>
@@ -1769,7 +1951,7 @@
       <w:startOverride w:val="3"/>
     </w:lvlOverride>
   </w:num>
-  <w:num w:numId="1004">
+  <w:num w:numId="1006">
     <w:abstractNumId w:val="99414"/>
     <w:lvlOverride w:ilvl="0">
       <w:startOverride w:val="4"/>
@@ -1799,7 +1981,7 @@
       <w:startOverride w:val="4"/>
     </w:lvlOverride>
   </w:num>
-  <w:num w:numId="1005">
+  <w:num w:numId="1007">
     <w:abstractNumId w:val="99415"/>
     <w:lvlOverride w:ilvl="0">
       <w:startOverride w:val="5"/>
@@ -1829,7 +2011,7 @@
       <w:startOverride w:val="5"/>
     </w:lvlOverride>
   </w:num>
-  <w:num w:numId="1006">
+  <w:num w:numId="1008">
     <w:abstractNumId w:val="99416"/>
     <w:lvlOverride w:ilvl="0">
       <w:startOverride w:val="6"/>
@@ -1859,7 +2041,37 @@
       <w:startOverride w:val="6"/>
     </w:lvlOverride>
   </w:num>
-  <w:num w:numId="1007">
+  <w:num w:numId="1009">
+    <w:abstractNumId w:val="99731"/>
+    <w:lvlOverride w:ilvl="0">
+      <w:startOverride w:val="1"/>
+    </w:lvlOverride>
+    <w:lvlOverride w:ilvl="1">
+      <w:startOverride w:val="1"/>
+    </w:lvlOverride>
+    <w:lvlOverride w:ilvl="2">
+      <w:startOverride w:val="1"/>
+    </w:lvlOverride>
+    <w:lvlOverride w:ilvl="3">
+      <w:startOverride w:val="1"/>
+    </w:lvlOverride>
+    <w:lvlOverride w:ilvl="4">
+      <w:startOverride w:val="1"/>
+    </w:lvlOverride>
+    <w:lvlOverride w:ilvl="5">
+      <w:startOverride w:val="1"/>
+    </w:lvlOverride>
+    <w:lvlOverride w:ilvl="6">
+      <w:startOverride w:val="1"/>
+    </w:lvlOverride>
+    <w:lvlOverride w:ilvl="7">
+      <w:startOverride w:val="1"/>
+    </w:lvlOverride>
+    <w:lvlOverride w:ilvl="8">
+      <w:startOverride w:val="1"/>
+    </w:lvlOverride>
+  </w:num>
+  <w:num w:numId="1010">
     <w:abstractNumId w:val="99417"/>
     <w:lvlOverride w:ilvl="0">
       <w:startOverride w:val="7"/>
@@ -1889,7 +2101,7 @@
       <w:startOverride w:val="7"/>
     </w:lvlOverride>
   </w:num>
-  <w:num w:numId="1008">
+  <w:num w:numId="1011">
     <w:abstractNumId w:val="99418"/>
     <w:lvlOverride w:ilvl="0">
       <w:startOverride w:val="8"/>
@@ -1919,7 +2131,7 @@
       <w:startOverride w:val="8"/>
     </w:lvlOverride>
   </w:num>
-  <w:num w:numId="1009">
+  <w:num w:numId="1012">
     <w:abstractNumId w:val="99419"/>
     <w:lvlOverride w:ilvl="0">
       <w:startOverride w:val="9"/>
@@ -1949,7 +2161,7 @@
       <w:startOverride w:val="9"/>
     </w:lvlOverride>
   </w:num>
-  <w:num w:numId="1010">
+  <w:num w:numId="1013">
     <w:abstractNumId w:val="994110"/>
     <w:lvlOverride w:ilvl="0">
       <w:startOverride w:val="10"/>
@@ -1977,6 +2189,36 @@
     </w:lvlOverride>
     <w:lvlOverride w:ilvl="8">
       <w:startOverride w:val="10"/>
+    </w:lvlOverride>
+  </w:num>
+  <w:num w:numId="1014">
+    <w:abstractNumId w:val="99731"/>
+    <w:lvlOverride w:ilvl="0">
+      <w:startOverride w:val="1"/>
+    </w:lvlOverride>
+    <w:lvlOverride w:ilvl="1">
+      <w:startOverride w:val="1"/>
+    </w:lvlOverride>
+    <w:lvlOverride w:ilvl="2">
+      <w:startOverride w:val="1"/>
+    </w:lvlOverride>
+    <w:lvlOverride w:ilvl="3">
+      <w:startOverride w:val="1"/>
+    </w:lvlOverride>
+    <w:lvlOverride w:ilvl="4">
+      <w:startOverride w:val="1"/>
+    </w:lvlOverride>
+    <w:lvlOverride w:ilvl="5">
+      <w:startOverride w:val="1"/>
+    </w:lvlOverride>
+    <w:lvlOverride w:ilvl="6">
+      <w:startOverride w:val="1"/>
+    </w:lvlOverride>
+    <w:lvlOverride w:ilvl="7">
+      <w:startOverride w:val="1"/>
+    </w:lvlOverride>
+    <w:lvlOverride w:ilvl="8">
+      <w:startOverride w:val="1"/>
     </w:lvlOverride>
   </w:num>
 </w:numbering>
